--- a/klagomål/A 30548-2026 FSC-klagomål.docx
+++ b/klagomål/A 30548-2026 FSC-klagomål.docx
@@ -1127,7 +1127,7 @@
     <w:r>
       <w:tab/>
       <w:tab/>
-      <w:t>2026-09-14</w:t>
+      <w:t>2026-09-15</w:t>
       <w:br/>
       <w:br/>
     </w:r>

--- a/klagomål/A 30548-2026 FSC-klagomål.docx
+++ b/klagomål/A 30548-2026 FSC-klagomål.docx
@@ -1127,7 +1127,7 @@
     <w:r>
       <w:tab/>
       <w:tab/>
-      <w:t>2026-09-15</w:t>
+      <w:t>2026-09-16</w:t>
       <w:br/>
       <w:br/>
     </w:r>

--- a/klagomål/A 30548-2026 FSC-klagomål.docx
+++ b/klagomål/A 30548-2026 FSC-klagomål.docx
@@ -1127,7 +1127,7 @@
     <w:r>
       <w:tab/>
       <w:tab/>
-      <w:t>2026-09-16</w:t>
+      <w:t>2026-09-17</w:t>
       <w:br/>
       <w:br/>
     </w:r>

--- a/klagomål/A 30548-2026 FSC-klagomål.docx
+++ b/klagomål/A 30548-2026 FSC-klagomål.docx
@@ -1127,7 +1127,7 @@
     <w:r>
       <w:tab/>
       <w:tab/>
-      <w:t>2026-09-17</w:t>
+      <w:t>2026-09-18</w:t>
       <w:br/>
       <w:br/>
     </w:r>

--- a/klagomål/A 30548-2026 FSC-klagomål.docx
+++ b/klagomål/A 30548-2026 FSC-klagomål.docx
@@ -1127,7 +1127,7 @@
     <w:r>
       <w:tab/>
       <w:tab/>
-      <w:t>2026-09-18</w:t>
+      <w:t>2026-09-19</w:t>
       <w:br/>
       <w:br/>
     </w:r>

--- a/klagomål/A 30548-2026 FSC-klagomål.docx
+++ b/klagomål/A 30548-2026 FSC-klagomål.docx
@@ -1127,7 +1127,7 @@
     <w:r>
       <w:tab/>
       <w:tab/>
-      <w:t>2026-09-19</w:t>
+      <w:t>2026-09-21</w:t>
       <w:br/>
       <w:br/>
     </w:r>

--- a/klagomål/A 30548-2026 FSC-klagomål.docx
+++ b/klagomål/A 30548-2026 FSC-klagomål.docx
@@ -1127,7 +1127,7 @@
     <w:r>
       <w:tab/>
       <w:tab/>
-      <w:t>2026-09-21</w:t>
+      <w:t>2026-09-23</w:t>
       <w:br/>
       <w:br/>
     </w:r>

--- a/klagomål/A 30548-2026 FSC-klagomål.docx
+++ b/klagomål/A 30548-2026 FSC-klagomål.docx
@@ -1127,7 +1127,7 @@
     <w:r>
       <w:tab/>
       <w:tab/>
-      <w:t>2026-09-23</w:t>
+      <w:t>2026-09-24</w:t>
       <w:br/>
       <w:br/>
     </w:r>

--- a/klagomål/A 30548-2026 FSC-klagomål.docx
+++ b/klagomål/A 30548-2026 FSC-klagomål.docx
@@ -1127,7 +1127,7 @@
     <w:r>
       <w:tab/>
       <w:tab/>
-      <w:t>2026-09-24</w:t>
+      <w:t>2026-09-25</w:t>
       <w:br/>
       <w:br/>
     </w:r>

--- a/klagomål/A 30548-2026 FSC-klagomål.docx
+++ b/klagomål/A 30548-2026 FSC-klagomål.docx
@@ -1127,7 +1127,7 @@
     <w:r>
       <w:tab/>
       <w:tab/>
-      <w:t>2026-09-25</w:t>
+      <w:t>2026-09-26</w:t>
       <w:br/>
       <w:br/>
     </w:r>

--- a/klagomål/A 30548-2026 FSC-klagomål.docx
+++ b/klagomål/A 30548-2026 FSC-klagomål.docx
@@ -178,7 +178,7 @@
       <w:r>
         <w:drawing>
           <wp:inline xmlns:a="http://schemas.openxmlformats.org/drawingml/2006/main" xmlns:pic="http://schemas.openxmlformats.org/drawingml/2006/picture">
-            <wp:extent cx="5486400" cy="5320035"/>
+            <wp:extent cx="5486400" cy="5193697"/>
             <wp:docPr id="1" name="Picture 1"/>
             <wp:cNvGraphicFramePr>
               <a:graphicFrameLocks noChangeAspect="1"/>
@@ -199,7 +199,7 @@
                   <pic:spPr>
                     <a:xfrm>
                       <a:off x="0" y="0"/>
-                      <a:ext cx="5486400" cy="5320035"/>
+                      <a:ext cx="5486400" cy="5193697"/>
                     </a:xfrm>
                     <a:prstGeom prst="rect"/>
                   </pic:spPr>
@@ -221,7 +221,7 @@
     </w:p>
     <w:p>
       <w:r>
-        <w:t>I och inom 16 meter från avverkningsanmälan finns fynd av 19 naturvårdsarter, varav 12 är rödlistade, 4 är fridlysta, 11 är typiska (T) och 4 är signalarter (S): grantickeporing (VU), blanksvart spiklav (NT), hornvaxskinn (NT), kolflarnlav (NT, T), lavskrika (NT, T, §4), luddfingersvamp (NT), rödbrun blekspik (NT, T), talltagel (NT, T), vaxspindling (NT), vedskivlav (NT, T), vitplätt (NT), äggvaxskivling (NT), luddlav (S, T), plattlummer (S, T, §9), skinnlav (S, T), ögonpyrola (S, T), mattlummer (T, §9), timmerticka (T) och revlummer (§9). Se Figur 1.</w:t>
+        <w:t>I och inom 16 meter från avverkningsanmälan finns fynd av 24 naturvårdsarter, varav 17 är rödlistade, 5 är fridlysta, 14 är typiska (T) och 4 är signalarter (S): grantickeporing (VU), blanksvart spiklav (NT), blågrå svartspik (NT), gammelgransskål (NT, T), hornvaxskinn (NT), knottrig blåslav (NT, T), kolflarnlav (NT, T), lavskrika (NT, T, §4), luddfingersvamp (NT), rödbrun blekspik (NT, T), talltagel (NT, T), tretåig hackspett (NT, T, §4), vaxspindling (NT), vedskivlav (NT, T), vitgrynig nållav (NT), vitplätt (NT), äggvaxskivling (NT), luddlav (S, T), plattlummer (S, T, §9), skinnlav (S, T), ögonpyrola (S, T), mattlummer (T, §9), timmerticka (T) och revlummer (§9). Se Figur 1.</w:t>
       </w:r>
     </w:p>
     <w:p>
@@ -274,10 +274,72 @@
         <w:rPr>
           <w:b/>
         </w:rPr>
+        <w:t>Blågrå svartspik (NT)</w:t>
+      </w:r>
+      <w:r>
+        <w:t xml:space="preserve"> växer på torr, hård ved av gamla, solbelysta torrakor, högstubbar av tall och grova döda grenar på levande tallar i öppna bestånd av naturskogskaraktär. Nästan alltid rör det sig om tjärrika torrträd och högstubbar (töreved, keloträd) som kan vara en bra bit över hundra år, i vissa fall sannolikt hundratals år gamla. Skogsbruk är idag det allvarligaste hotet. Ett långsiktigt hot är att nybildningen av gamla torrakor och högstubbar är en långsam process vilken ofta är beroende av skogsbrand. Nytt substrat bildas numera sannolikt nästan inte alls då antalet naturliga skogsbränder har minskat drastiskt på grund av effektivare brandbekämpning. Döda träd som lämnas efter avverkning är inte lämpliga för arten, eftersom dessa träd inte varit utsatta för skogsbrand och bildat tjärrik ved. Skogsbruksåtgärder på eller i närheten av växtplatserna bör undvikas. Naturskogsartade skogar med förekomst av arten indikerar höga biologiska värden och bör bevaras. Blågrå svartspik har en mycket begränsad utbredning utanför de nordiska länderna varför dessa länder har ett speciellt ansvar för arten (SLU Artdatabanken, 2024).</w:t>
+      </w:r>
+    </w:p>
+    <w:p>
+      <w:r>
+        <w:rPr>
+          <w:b/>
+        </w:rPr>
+        <w:t>Gammelgransskål (NT)</w:t>
+      </w:r>
+      <w:r>
+        <w:t xml:space="preserve"> är en liten skålsvamp som växer på gamla granar med skrovlig bark. Typiska växtplatser är gransumpskog i myrkanter, bäckdråg, bäckraviner och skuggiga bergssluttningar, men också skog på torrare mark kan hysa arten om beståndet har stark naturskogskaraktär. Bestånd med arten bör behandlas som nyckelbiotoper och sparas vid en slutavverkning. Även gallring bör undvikas. Gammelgransskål är typisk art för </w:t>
+      </w:r>
+      <w:r>
+        <w:rPr>
+          <w:i/>
+        </w:rPr>
+        <w:t>9010 Taiga</w:t>
+      </w:r>
+      <w:r>
+        <w:t xml:space="preserve"> (SLU Artdatabanken, 2024; Nitare &amp; Skogsstyrelsen, 2019).</w:t>
+      </w:r>
+    </w:p>
+    <w:p>
+      <w:r>
+        <w:rPr>
+          <w:b/>
+        </w:rPr>
         <w:t xml:space="preserve">Hornvaxskinn (NT) </w:t>
       </w:r>
       <w:r>
         <w:t>påträffas på gamla senvuxna, torra och hårda lågor i gamla naturskogsartade eller plockhuggna tallskogar i norra Sverige. Arten hotas av avverkning av naturskogsartade tallskogar och uttag av torrakor till timring av byggnader. Avverkning av naturskogsliknande tallskogar bör ej förekomma (SLU Artdatabanken, 2024).</w:t>
+      </w:r>
+    </w:p>
+    <w:p>
+      <w:r>
+        <w:rPr>
+          <w:b/>
+        </w:rPr>
+        <w:t>Knottrig blåslav (NT)</w:t>
+      </w:r>
+      <w:r>
+        <w:t xml:space="preserve"> har sin huvudutbredning i gamla granskogar i det övre barrskogsbältet mot fjällen. Den signalerar alltid höga naturvärden och växer i skogar med lång kontinuitet, mest i opåverkade naturskogsbestånd. Arten överlever inte en slutavverkning (inklusive hänsyn) och den finns idag enbart i kontinuitetsskog. Lavens fortsatta förekomst bör säkerställas genom att lokaler med äldre barrskog skyddas. Knottrig blåslav är typisk art för </w:t>
+      </w:r>
+      <w:r>
+        <w:rPr>
+          <w:i/>
+        </w:rPr>
+        <w:t xml:space="preserve">9010 Taiga </w:t>
+      </w:r>
+      <w:r>
+        <w:t>och</w:t>
+      </w:r>
+      <w:r>
+        <w:rPr>
+          <w:i/>
+        </w:rPr>
+        <w:t xml:space="preserve"> 9040 Fjällbjörkskog</w:t>
+      </w:r>
+    </w:p>
+    <w:p>
+      <w:r>
+        <w:t>(SLU Artdatabanken, 2024; Nitare &amp; Skogsstyrelsen, 2019).</w:t>
       </w:r>
     </w:p>
     <w:p>
@@ -385,6 +447,35 @@
         <w:rPr>
           <w:b/>
         </w:rPr>
+        <w:t>Tretåig hackspett (NT, §4)</w:t>
+      </w:r>
+      <w:r>
+        <w:t xml:space="preserve"> är rödlistad som nära hotad och ingår i bilaga 1 i EU:s fågeldirektiv. Tretåig hackspett är för sin överlevnad beroende av kontinuerlig tillförsel av äldre döende och död ved, som sker genom naturliga självgallringsprocesser i äldre grannaturskogar och barrblandade naturskogar. Om en skog genom skogsbruk gallras eller glesas ur så upphör och uteblir i stort sett den naturliga självgallringsprocessen för mycket lång tid framöver vilket omöjliggör upprätthållandet av den kontinuerliga ekologiska funktionen i ett område. Det finns studier som visar att naturskogens självgallringsprocess som den tretåiga hackspetten är beroende av, inte kan ersättas med efterlämnad hänsyn i skogsbruket (Imbeau &amp; Desrochers, 2002). Storleken på häckningsreviret varierar med skogstypen, förekomsten av död ved och graden av fragmentering, men är i allmänhet i storleksordningen 25–100 hektar. Vintertid krävs ofta betydligt större områden och det finns studier som antyder att arten behöver minst 100 hektar äldre skog. I områden med låg bonitet kan det behövas över 200 hektar lämpligt habitat för att ett par ska kunna reproducera sig. Områden med dokumenterad permanent förekomst i naturskogsmiljöer har vanligen så stora naturvärden att skogsbruk är olämpligt. Tretåig hackspett är typisk art för </w:t>
+      </w:r>
+      <w:r>
+        <w:rPr>
+          <w:i/>
+        </w:rPr>
+        <w:t xml:space="preserve">9010 Taiga, 9740 Skogsbevuxen myr, 9030 Landhöjningsskog </w:t>
+      </w:r>
+      <w:r>
+        <w:t xml:space="preserve">och </w:t>
+      </w:r>
+      <w:r>
+        <w:rPr>
+          <w:i/>
+        </w:rPr>
+        <w:t>9040 Fjällbjörkskog</w:t>
+      </w:r>
+      <w:r>
+        <w:t xml:space="preserve"> (Skogsstyrelsen, 2016; SLU Artdatabanken, 2024).</w:t>
+      </w:r>
+    </w:p>
+    <w:p>
+      <w:r>
+        <w:rPr>
+          <w:b/>
+        </w:rPr>
         <w:t>Vaxspindling (NT)</w:t>
       </w:r>
       <w:r>
@@ -409,6 +500,17 @@
       </w:r>
       <w:r>
         <w:t xml:space="preserve"> (SLU Artdatabanken, 2024).</w:t>
+      </w:r>
+    </w:p>
+    <w:p>
+      <w:r>
+        <w:rPr>
+          <w:b/>
+        </w:rPr>
+        <w:t>Vitgrynig nållav (NT)</w:t>
+      </w:r>
+      <w:r>
+        <w:t xml:space="preserve"> växer nästan uteslutande på bark av gamla, senvuxna granar i skuggiga lägen med hög och jämn luftfuktighet. Den vanligaste naturtypen för arten är kontinuitetsskogar på frisk mark men den finns också i sumpgranskogar. På lång sikt utgör avverkningar av olikåldriga granskogar av naturskogskaraktär ett allvarligt hot mot arten och skogsbruksåtgärder på eller i närheten av växtplatserna bör undvikas. Naturskogsartade, fuktiga granskogar med förekomster av arten signalerar höga biologiska värden och bör bevaras (SLU Artdatabanken, 2024; Nitare &amp; Skogsstyrelsen, 2019).</w:t>
       </w:r>
     </w:p>
     <w:p>
@@ -692,10 +794,18 @@
         <w:rPr>
           <w:b/>
         </w:rPr>
-        <w:t xml:space="preserve">6.4.3 </w:t>
-      </w:r>
-      <w:r>
-        <w:t>Bevarandeåtgärder genomförs för de kända förekomster av rödlistade arter som påverkas av skogsbruk.</w:t>
+        <w:t xml:space="preserve">6.4.1 </w:t>
+      </w:r>
+      <w:r>
+        <w:t>Följande biotoper undantas från alla skogsbruksåtgärder, förutom åtgärder påkallade för att bevara eller främja biotopens naturliga eller hävdbetingade biologiska mångfald:</w:t>
+      </w:r>
+    </w:p>
+    <w:p>
+      <w:pPr>
+        <w:ind w:left="357"/>
+      </w:pPr>
+      <w:r>
+        <w:t>b) nyckelbiotoper enligt Skogsstyrelsens definition och metod (1995)</w:t>
       </w:r>
     </w:p>
     <w:p>
@@ -713,7 +823,36 @@
         <w:rPr>
           <w:i/>
         </w:rPr>
-        <w:t>I det avverkningsanmälda skogsområdet har 19 naturvårdsarter varav 12 rödlistade arter sina livsmiljöer och växtplatser.</w:t>
+        <w:t>I det avverkningsanmälda skogsområdet har 21 rödlistade arter och signalarter påträffats. Detta ska jämföras med Skogsstyrelsens uppföljning 2017 av nyckelbiotoper som visade att man i genomsnitt hittar 20,6 olika rödlistade arter och signalarter i en nyckelbiotop (Wijk, S. 2017. Biologisk mångfald i nyckelbiotoper – Resultat från inventeringen “Uppföljning biologisk mångfald” 2009–2015. Rapport 4/2017 Skogsstyrelsen, Jönköping).</w:t>
+      </w:r>
+    </w:p>
+    <w:p>
+      <w:r>
+        <w:rPr>
+          <w:b/>
+        </w:rPr>
+        <w:t xml:space="preserve">6.4.3 </w:t>
+      </w:r>
+      <w:r>
+        <w:t>Bevarandeåtgärder genomförs för de kända förekomster av rödlistade arter som påverkas av skogsbruk.</w:t>
+      </w:r>
+    </w:p>
+    <w:p>
+      <w:pPr>
+        <w:pStyle w:val="ListBullet"/>
+      </w:pPr>
+      <w:r>
+        <w:rPr>
+          <w:b/>
+          <w:i/>
+        </w:rPr>
+        <w:t xml:space="preserve">Kommentar: </w:t>
+      </w:r>
+      <w:r>
+        <w:rPr>
+          <w:i/>
+        </w:rPr>
+        <w:t>I det avverkningsanmälda skogsområdet har 24 naturvårdsarter varav 17 rödlistade arter sina livsmiljöer och växtplatser.</w:t>
       </w:r>
     </w:p>
     <w:p>
@@ -997,6 +1136,207 @@
       </w:r>
       <w:r>
         <w:t>SLU Artdatabanken, Uppsala</w:t>
+      </w:r>
+    </w:p>
+    <w:p>
+      <w:pPr>
+        <w:pStyle w:val="Heading1"/>
+      </w:pPr>
+      <w:r>
+        <w:t>Tretåig hackspett – ekologi samt krav på livsmiljön</w:t>
+      </w:r>
+    </w:p>
+    <w:p>
+      <w:r>
+        <w:t xml:space="preserve">Tretåig hackspett (NT) är fridlyst enligt §4 Artskyddsförordningen och finns med som prioriterad art i Skogsstyrelsen vägledning för skogsbruket (bilaga 4 till SVL). I vägledningen står bland annat att: </w:t>
+      </w:r>
+      <w:r>
+        <w:rPr>
+          <w:i/>
+        </w:rPr>
+        <w:t xml:space="preserve">“Tretåig hackspett har stora arealkrav och höga krav på sin livsmiljö. Omdaningen av naturskogar till kulturskogar medför en förlust av viktiga miljöer, något som förstärks av ökad fragmentering till följd av avverkningar.” </w:t>
+      </w:r>
+      <w:r>
+        <w:t xml:space="preserve">Vidare att: </w:t>
+      </w:r>
+      <w:r>
+        <w:rPr>
+          <w:i/>
+        </w:rPr>
+        <w:t>“Områden med dokumenterad permanent förekomst i naturskogsmiljöer har vanligen så stora naturvärden att skogsbruk är olämpligt”</w:t>
+      </w:r>
+      <w:r>
+        <w:t xml:space="preserve"> (SLU Artdatabanken, 2024; Skogsstyrelsen, 2016)</w:t>
+      </w:r>
+      <w:r>
+        <w:rPr>
+          <w:i/>
+        </w:rPr>
+        <w:t>.</w:t>
+      </w:r>
+    </w:p>
+    <w:p>
+      <w:r>
+        <w:t>Tretåig hackspett är beroende av större sammanhängande naturskogar med kontinuerlig tillgång och nybildning av död ved och fragmentering av livsmiljöerna utgör ett stort hot mot arten (se exempelvis Stachura-Skierczynska et al., 2009; Wesolowski et al., 2005; Butler et al., 2004; Pakkala et al., 2002; Amcoff et al., 1996; Virkkala, 1991). Det finns studier som visar att naturskogens självgallringsprocess som den tretåiga hackspetten är beroende av, inte kan ersättas med efterlämnad hänsyn i skogsbruket (Imbeau &amp; Desrochers, 2002).</w:t>
+      </w:r>
+    </w:p>
+    <w:p>
+      <w:r>
+        <w:t>Permanenta revir av tretåig hackspett karaktäriseras ofta av artens typiska ringformigt ordnade hackmärken på framför allt gamla granar. För att säkerställa att inte revir av tretåig hackspett drabbas av avverkningsplanerna bör en inventering göras i området både under häckningstid och under vintern, då arten utnyttjar betydligt större områden än under sommarens häckningsrevir. Storleken på häckningsreviret varierar med skogstypen, förekomsten av död ved och graden av fragmentering, men är i allmänhet i storleksordningen 25–100 hektar (SLU Artdatabanken, 2024; Skogsstyrelsen, 2016).</w:t>
+      </w:r>
+    </w:p>
+    <w:p>
+      <w:r>
+        <w:t xml:space="preserve">Förutom fridlysning enligt §4 Artskyddsförordningen är tretåig hackspett även förtecknad i EU:s fågeldirektiv bilaga 1. Den är typisk art för </w:t>
+      </w:r>
+      <w:r>
+        <w:rPr>
+          <w:i/>
+        </w:rPr>
+        <w:t xml:space="preserve">9010 Taiga, 9740 Skogsbevuxen myr, 9030 Landhöjningsskog </w:t>
+      </w:r>
+      <w:r>
+        <w:t xml:space="preserve">och </w:t>
+      </w:r>
+      <w:r>
+        <w:rPr>
+          <w:i/>
+        </w:rPr>
+        <w:t>9040 Fjällbjörkskog</w:t>
+      </w:r>
+      <w:r>
+        <w:t xml:space="preserve"> samt ingår i Natura 2000 och är förtecknad i Bernkonventionen bilaga II (strikt skyddade djurarter) (SLU Artdatabanken, 2024; Skogsstyrelsen, 2016).</w:t>
+      </w:r>
+    </w:p>
+    <w:p>
+      <w:pPr>
+        <w:pStyle w:val="Heading2"/>
+      </w:pPr>
+      <w:r>
+        <w:t>Referenser – tretåig hackspett</w:t>
+      </w:r>
+    </w:p>
+    <w:p>
+      <w:r>
+        <w:t xml:space="preserve">Amcoff, M. &amp; Eriksson, P. 1996. </w:t>
+      </w:r>
+      <w:r>
+        <w:rPr>
+          <w:i/>
+        </w:rPr>
+        <w:t xml:space="preserve">Förekomst av tretåig hackspett Picoides tridactylus på bestånds- och landskapsnivå. </w:t>
+      </w:r>
+      <w:r>
+        <w:t>Ornis Svecica 6: 107–119.</w:t>
+      </w:r>
+    </w:p>
+    <w:p>
+      <w:r>
+        <w:t xml:space="preserve">Butler, R., Angelstam, P., Ekelund, P. &amp; Schlaeffer, R. 2004. </w:t>
+      </w:r>
+      <w:r>
+        <w:rPr>
+          <w:i/>
+        </w:rPr>
+        <w:t xml:space="preserve">Dead wood threshold values for the three-toed woodpecker presence in boreal and sub-Alpine forest. </w:t>
+      </w:r>
+      <w:r>
+        <w:t>Biological conservation 119(3): 305–318.</w:t>
+      </w:r>
+    </w:p>
+    <w:p>
+      <w:r>
+        <w:t xml:space="preserve">Imbeau, L. &amp; Desrochers, A. 2002. </w:t>
+      </w:r>
+      <w:r>
+        <w:rPr>
+          <w:i/>
+        </w:rPr>
+        <w:t xml:space="preserve">Foraging Ecology and Use of Drumming Trees by Three-Toed Woodpeckers. </w:t>
+      </w:r>
+      <w:r>
+        <w:t>The Journal of Wildlife Management. Vol. 66, No. 1 (Jan., 2002), pp. 222–231.</w:t>
+      </w:r>
+    </w:p>
+    <w:p>
+      <w:r>
+        <w:t xml:space="preserve">Pakkala, T., Hanski, I. &amp; Tomppo, E. 2002. </w:t>
+      </w:r>
+      <w:r>
+        <w:rPr>
+          <w:i/>
+        </w:rPr>
+        <w:t xml:space="preserve">Spatial ecology of the three-toed woodpecker in managed forest landscapes. </w:t>
+      </w:r>
+      <w:r>
+        <w:t>Silva Fennica 36(1): 279–288.</w:t>
+      </w:r>
+    </w:p>
+    <w:p>
+      <w:r>
+        <w:t xml:space="preserve">Skogsstyrelsen, 2016. </w:t>
+      </w:r>
+      <w:r>
+        <w:rPr>
+          <w:i/>
+        </w:rPr>
+        <w:t>Vägledning för hänsyn till fåglar – Tretåig hackspett.</w:t>
+      </w:r>
+    </w:p>
+    <w:p>
+      <w:r>
+        <w:t xml:space="preserve">SLU Artdatabanken, 2024. </w:t>
+      </w:r>
+      <w:r>
+        <w:rPr>
+          <w:i/>
+        </w:rPr>
+        <w:t xml:space="preserve">Artfaktablad. Naturvård – artfakta. </w:t>
+      </w:r>
+      <w:r>
+        <w:t>SLU Artdatabanken, Uppsala.</w:t>
+      </w:r>
+    </w:p>
+    <w:p>
+      <w:r>
+        <w:t xml:space="preserve">Stachura-Skierczynska, K., Tumiel, T. &amp; Skierczynski, M. 2009. </w:t>
+      </w:r>
+      <w:r>
+        <w:rPr>
+          <w:i/>
+        </w:rPr>
+        <w:t xml:space="preserve">Habitat prediction model for three-toed woodpecker and its implications for the conservation of biologically valuable forests. </w:t>
+      </w:r>
+      <w:r>
+        <w:t>Forest Ecology and Management 258(5): 697–703.</w:t>
+      </w:r>
+    </w:p>
+    <w:p>
+      <w:r>
+        <w:t xml:space="preserve">Virkkala, R. 1991. </w:t>
+      </w:r>
+      <w:r>
+        <w:rPr>
+          <w:i/>
+        </w:rPr>
+        <w:t xml:space="preserve">Population trends of forest birds in a Finnish Lapland landscape of large habitat blocks – Consequences of stochastic environmental variation or regional habitat alteration. </w:t>
+      </w:r>
+      <w:r>
+        <w:t>Biological conservation 56(2): 223–240.</w:t>
+      </w:r>
+    </w:p>
+    <w:p>
+      <w:r>
+        <w:t xml:space="preserve">Wesolowski, T., Czeszczewik, D. &amp; Rowinski, P. 2005. </w:t>
+      </w:r>
+      <w:r>
+        <w:rPr>
+          <w:i/>
+        </w:rPr>
+        <w:t xml:space="preserve">Effects of forest management on Three-toed Woodpecker Picoides tridactylus distribution in the Bialowieza Forest (NE Poland): conservation implications. </w:t>
+      </w:r>
+      <w:r>
+        <w:t>Acta Ornithologica 40(1): 53–60.</w:t>
       </w:r>
     </w:p>
     <w:sectPr>
@@ -1127,7 +1467,7 @@
     <w:r>
       <w:tab/>
       <w:tab/>
-      <w:t>2026-09-26</w:t>
+      <w:t>2026-09-27</w:t>
       <w:br/>
       <w:br/>
     </w:r>

--- a/klagomål/A 30548-2026 FSC-klagomål.docx
+++ b/klagomål/A 30548-2026 FSC-klagomål.docx
@@ -1467,7 +1467,7 @@
     <w:r>
       <w:tab/>
       <w:tab/>
-      <w:t>2026-09-27</w:t>
+      <w:t>2026-09-28</w:t>
       <w:br/>
       <w:br/>
     </w:r>

--- a/klagomål/A 30548-2026 FSC-klagomål.docx
+++ b/klagomål/A 30548-2026 FSC-klagomål.docx
@@ -1467,7 +1467,7 @@
     <w:r>
       <w:tab/>
       <w:tab/>
-      <w:t>2026-09-28</w:t>
+      <w:t>2026-09-29</w:t>
       <w:br/>
       <w:br/>
     </w:r>

--- a/klagomål/A 30548-2026 FSC-klagomål.docx
+++ b/klagomål/A 30548-2026 FSC-klagomål.docx
@@ -1467,7 +1467,7 @@
     <w:r>
       <w:tab/>
       <w:tab/>
-      <w:t>2026-09-29</w:t>
+      <w:t>2026-09-30</w:t>
       <w:br/>
       <w:br/>
     </w:r>

--- a/klagomål/A 30548-2026 FSC-klagomål.docx
+++ b/klagomål/A 30548-2026 FSC-klagomål.docx
@@ -1467,7 +1467,7 @@
     <w:r>
       <w:tab/>
       <w:tab/>
-      <w:t>2026-09-30</w:t>
+      <w:t>2026-10-01</w:t>
       <w:br/>
       <w:br/>
     </w:r>

--- a/klagomål/A 30548-2026 FSC-klagomål.docx
+++ b/klagomål/A 30548-2026 FSC-klagomål.docx
@@ -1467,7 +1467,7 @@
     <w:r>
       <w:tab/>
       <w:tab/>
-      <w:t>2026-10-01</w:t>
+      <w:t>2026-10-02</w:t>
       <w:br/>
       <w:br/>
     </w:r>

--- a/klagomål/A 30548-2026 FSC-klagomål.docx
+++ b/klagomål/A 30548-2026 FSC-klagomål.docx
@@ -1467,7 +1467,7 @@
     <w:r>
       <w:tab/>
       <w:tab/>
-      <w:t>2026-10-02</w:t>
+      <w:t>2026-10-03</w:t>
       <w:br/>
       <w:br/>
     </w:r>

--- a/klagomål/A 30548-2026 FSC-klagomål.docx
+++ b/klagomål/A 30548-2026 FSC-klagomål.docx
@@ -1467,7 +1467,7 @@
     <w:r>
       <w:tab/>
       <w:tab/>
-      <w:t>2026-10-03</w:t>
+      <w:t>2026-10-04</w:t>
       <w:br/>
       <w:br/>
     </w:r>

--- a/klagomål/A 30548-2026 FSC-klagomål.docx
+++ b/klagomål/A 30548-2026 FSC-klagomål.docx
@@ -1467,7 +1467,7 @@
     <w:r>
       <w:tab/>
       <w:tab/>
-      <w:t>2026-10-04</w:t>
+      <w:t>2026-10-05</w:t>
       <w:br/>
       <w:br/>
     </w:r>

--- a/klagomål/A 30548-2026 FSC-klagomål.docx
+++ b/klagomål/A 30548-2026 FSC-klagomål.docx
@@ -168,7 +168,7 @@
     </w:p>
     <w:p>
       <w:r>
-        <w:t>Detta klagomål behandlar höga naturvärden i avverkningsanmälan A 30548-2026 i Kiruna kommun som inkom 2026-07-07 och omfattar 25,3 ha.</w:t>
+        <w:t>Detta klagomål behandlar höga naturvärden i avverkningsanmälan A 30548-2026 i Kiruna kommun som inkom 2026-07-07 och omfattar 25,2 ha.</w:t>
       </w:r>
     </w:p>
     <w:p>
@@ -1467,7 +1467,7 @@
     <w:r>
       <w:tab/>
       <w:tab/>
-      <w:t>2026-10-05</w:t>
+      <w:t>2026-10-06</w:t>
       <w:br/>
       <w:br/>
     </w:r>

--- a/klagomål/A 30548-2026 FSC-klagomål.docx
+++ b/klagomål/A 30548-2026 FSC-klagomål.docx
@@ -1467,7 +1467,7 @@
     <w:r>
       <w:tab/>
       <w:tab/>
-      <w:t>2026-10-06</w:t>
+      <w:t>2026-10-07</w:t>
       <w:br/>
       <w:br/>
     </w:r>

--- a/klagomål/A 30548-2026 FSC-klagomål.docx
+++ b/klagomål/A 30548-2026 FSC-klagomål.docx
@@ -1467,7 +1467,7 @@
     <w:r>
       <w:tab/>
       <w:tab/>
-      <w:t>2026-10-07</w:t>
+      <w:t>2026-10-08</w:t>
       <w:br/>
       <w:br/>
     </w:r>

--- a/klagomål/A 30548-2026 FSC-klagomål.docx
+++ b/klagomål/A 30548-2026 FSC-klagomål.docx
@@ -1467,7 +1467,7 @@
     <w:r>
       <w:tab/>
       <w:tab/>
-      <w:t>2026-10-08</w:t>
+      <w:t>2026-10-09</w:t>
       <w:br/>
       <w:br/>
     </w:r>

--- a/klagomål/A 30548-2026 FSC-klagomål.docx
+++ b/klagomål/A 30548-2026 FSC-klagomål.docx
@@ -1467,7 +1467,7 @@
     <w:r>
       <w:tab/>
       <w:tab/>
-      <w:t>2026-10-09</w:t>
+      <w:t>2026-10-10</w:t>
       <w:br/>
       <w:br/>
     </w:r>

--- a/klagomål/A 30548-2026 FSC-klagomål.docx
+++ b/klagomål/A 30548-2026 FSC-klagomål.docx
@@ -1467,7 +1467,7 @@
     <w:r>
       <w:tab/>
       <w:tab/>
-      <w:t>2026-10-10</w:t>
+      <w:t>2026-10-11</w:t>
       <w:br/>
       <w:br/>
     </w:r>

--- a/klagomål/A 30548-2026 FSC-klagomål.docx
+++ b/klagomål/A 30548-2026 FSC-klagomål.docx
@@ -1467,7 +1467,7 @@
     <w:r>
       <w:tab/>
       <w:tab/>
-      <w:t>2026-10-11</w:t>
+      <w:t>2026-10-12</w:t>
       <w:br/>
       <w:br/>
     </w:r>

--- a/klagomål/A 30548-2026 FSC-klagomål.docx
+++ b/klagomål/A 30548-2026 FSC-klagomål.docx
@@ -1467,7 +1467,7 @@
     <w:r>
       <w:tab/>
       <w:tab/>
-      <w:t>2026-10-12</w:t>
+      <w:t>2026-10-13</w:t>
       <w:br/>
       <w:br/>
     </w:r>

--- a/klagomål/A 30548-2026 FSC-klagomål.docx
+++ b/klagomål/A 30548-2026 FSC-klagomål.docx
@@ -1467,7 +1467,7 @@
     <w:r>
       <w:tab/>
       <w:tab/>
-      <w:t>2026-10-13</w:t>
+      <w:t>2026-10-14</w:t>
       <w:br/>
       <w:br/>
     </w:r>

--- a/klagomål/A 30548-2026 FSC-klagomål.docx
+++ b/klagomål/A 30548-2026 FSC-klagomål.docx
@@ -1467,7 +1467,7 @@
     <w:r>
       <w:tab/>
       <w:tab/>
-      <w:t>2026-10-14</w:t>
+      <w:t>2026-10-15</w:t>
       <w:br/>
       <w:br/>
     </w:r>

--- a/klagomål/A 30548-2026 FSC-klagomål.docx
+++ b/klagomål/A 30548-2026 FSC-klagomål.docx
@@ -1467,7 +1467,7 @@
     <w:r>
       <w:tab/>
       <w:tab/>
-      <w:t>2026-10-15</w:t>
+      <w:t>2026-10-16</w:t>
       <w:br/>
       <w:br/>
     </w:r>

--- a/klagomål/A 30548-2026 FSC-klagomål.docx
+++ b/klagomål/A 30548-2026 FSC-klagomål.docx
@@ -1467,7 +1467,7 @@
     <w:r>
       <w:tab/>
       <w:tab/>
-      <w:t>2026-10-16</w:t>
+      <w:t>2026-10-17</w:t>
       <w:br/>
       <w:br/>
     </w:r>

--- a/klagomål/A 30548-2026 FSC-klagomål.docx
+++ b/klagomål/A 30548-2026 FSC-klagomål.docx
@@ -1467,7 +1467,7 @@
     <w:r>
       <w:tab/>
       <w:tab/>
-      <w:t>2026-10-17</w:t>
+      <w:t>2026-10-18</w:t>
       <w:br/>
       <w:br/>
     </w:r>

--- a/klagomål/A 30548-2026 FSC-klagomål.docx
+++ b/klagomål/A 30548-2026 FSC-klagomål.docx
@@ -1467,7 +1467,7 @@
     <w:r>
       <w:tab/>
       <w:tab/>
-      <w:t>2026-10-18</w:t>
+      <w:t>2026-10-19</w:t>
       <w:br/>
       <w:br/>
     </w:r>

--- a/klagomål/A 30548-2026 FSC-klagomål.docx
+++ b/klagomål/A 30548-2026 FSC-klagomål.docx
@@ -1467,7 +1467,7 @@
     <w:r>
       <w:tab/>
       <w:tab/>
-      <w:t>2026-10-19</w:t>
+      <w:t>2026-10-20</w:t>
       <w:br/>
       <w:br/>
     </w:r>

--- a/klagomål/A 30548-2026 FSC-klagomål.docx
+++ b/klagomål/A 30548-2026 FSC-klagomål.docx
@@ -1467,7 +1467,7 @@
     <w:r>
       <w:tab/>
       <w:tab/>
-      <w:t>2026-10-20</w:t>
+      <w:t>2026-10-21</w:t>
       <w:br/>
       <w:br/>
     </w:r>

--- a/klagomål/A 30548-2026 FSC-klagomål.docx
+++ b/klagomål/A 30548-2026 FSC-klagomål.docx
@@ -1467,7 +1467,7 @@
     <w:r>
       <w:tab/>
       <w:tab/>
-      <w:t>2026-10-21</w:t>
+      <w:t>2026-10-22</w:t>
       <w:br/>
       <w:br/>
     </w:r>

--- a/klagomål/A 30548-2026 FSC-klagomål.docx
+++ b/klagomål/A 30548-2026 FSC-klagomål.docx
@@ -1467,7 +1467,7 @@
     <w:r>
       <w:tab/>
       <w:tab/>
-      <w:t>2026-10-22</w:t>
+      <w:t>2026-10-23</w:t>
       <w:br/>
       <w:br/>
     </w:r>

--- a/klagomål/A 30548-2026 FSC-klagomål.docx
+++ b/klagomål/A 30548-2026 FSC-klagomål.docx
@@ -1467,7 +1467,7 @@
     <w:r>
       <w:tab/>
       <w:tab/>
-      <w:t>2026-10-23</w:t>
+      <w:t>2026-10-24</w:t>
       <w:br/>
       <w:br/>
     </w:r>

--- a/klagomål/A 30548-2026 FSC-klagomål.docx
+++ b/klagomål/A 30548-2026 FSC-klagomål.docx
@@ -1467,7 +1467,7 @@
     <w:r>
       <w:tab/>
       <w:tab/>
-      <w:t>2026-10-24</w:t>
+      <w:t>2026-10-25</w:t>
       <w:br/>
       <w:br/>
     </w:r>

--- a/klagomål/A 30548-2026 FSC-klagomål.docx
+++ b/klagomål/A 30548-2026 FSC-klagomål.docx
@@ -1467,7 +1467,7 @@
     <w:r>
       <w:tab/>
       <w:tab/>
-      <w:t>2026-10-25</w:t>
+      <w:t>2026-10-26</w:t>
       <w:br/>
       <w:br/>
     </w:r>

--- a/klagomål/A 30548-2026 FSC-klagomål.docx
+++ b/klagomål/A 30548-2026 FSC-klagomål.docx
@@ -1467,7 +1467,7 @@
     <w:r>
       <w:tab/>
       <w:tab/>
-      <w:t>2026-10-26</w:t>
+      <w:t>2026-10-27</w:t>
       <w:br/>
       <w:br/>
     </w:r>

--- a/klagomål/A 30548-2026 FSC-klagomål.docx
+++ b/klagomål/A 30548-2026 FSC-klagomål.docx
@@ -1467,7 +1467,7 @@
     <w:r>
       <w:tab/>
       <w:tab/>
-      <w:t>2026-10-27</w:t>
+      <w:t>2026-10-28</w:t>
       <w:br/>
       <w:br/>
     </w:r>

--- a/klagomål/A 30548-2026 FSC-klagomål.docx
+++ b/klagomål/A 30548-2026 FSC-klagomål.docx
@@ -1467,7 +1467,7 @@
     <w:r>
       <w:tab/>
       <w:tab/>
-      <w:t>2026-10-28</w:t>
+      <w:t>2026-10-29</w:t>
       <w:br/>
       <w:br/>
     </w:r>

--- a/klagomål/A 30548-2026 FSC-klagomål.docx
+++ b/klagomål/A 30548-2026 FSC-klagomål.docx
@@ -1467,7 +1467,7 @@
     <w:r>
       <w:tab/>
       <w:tab/>
-      <w:t>2026-10-29</w:t>
+      <w:t>2026-10-31</w:t>
       <w:br/>
       <w:br/>
     </w:r>
